--- a/DOCUMENTS/docs/MANUFACTURER_GUIDE.docx
+++ b/DOCUMENTS/docs/MANUFACTURER_GUIDE.docx
@@ -1064,7 +1064,7 @@
         <w:spacing w:after="60"/>
       </w:pPr>
       <w:r>
-        <w:t xml:space="preserve">5. Use Switch printer when you need another device.</w:t>
+        <w:t xml:space="preserve">5. Use Switch workstation printer when you need another device.</w:t>
       </w:r>
     </w:p>
     <w:p>
@@ -1102,15 +1102,23 @@
         <w:spacing w:after="60"/>
       </w:pPr>
       <w:r>
-        <w:t xml:space="preserve">2. Review the IP address, port, and command language.</w:t>
-      </w:r>
-    </w:p>
-    <w:p>
-      <w:pPr>
-        <w:spacing w:after="60"/>
-      </w:pPr>
-      <w:r>
-        <w:t xml:space="preserve">3. Open Printer Diagnostics if the registry status needs validation.</w:t>
+        <w:t xml:space="preserve">2. Review the IP address, TCP port, and supported command language:</w:t>
+      </w:r>
+    </w:p>
+    <w:p>
+      <w:pPr>
+        <w:spacing w:after="80"/>
+      </w:pPr>
+      <w:r>
+        <w:t xml:space="preserve">ZPL, TSPL, EPL, or CPCL.</w:t>
+      </w:r>
+    </w:p>
+    <w:p>
+      <w:pPr>
+        <w:spacing w:after="60"/>
+      </w:pPr>
+      <w:r>
+        <w:t xml:space="preserve">3. If the profile shows Needs validation, Offline, or Blocked, open Printer Diagnostics and correct the profile before printing.</w:t>
       </w:r>
     </w:p>
     <w:p>
@@ -1339,7 +1347,7 @@
         <w:spacing w:after="60"/>
       </w:pPr>
       <w:r>
-        <w:t xml:space="preserve">7. If the profile is Network-direct, review the network printer summary and validate it in diagnostics if needed.</w:t>
+        <w:t xml:space="preserve">7. If the profile is Network-direct, review the network printer summary and continue only when the registered profile status is READY.</w:t>
       </w:r>
     </w:p>
     <w:p>

--- a/DOCUMENTS/docs/MANUFACTURER_GUIDE.docx
+++ b/DOCUMENTS/docs/MANUFACTURER_GUIDE.docx
@@ -8,7 +8,7 @@
         <w:spacing w:before="240" w:after="120"/>
       </w:pPr>
       <w:r>
-        <w:t xml:space="preserve">AuthenticQR (MSCQR) Manufacturer User Manual</w:t>
+        <w:t xml:space="preserve">MSCQR Manufacturer User Manual</w:t>
       </w:r>
     </w:p>
     <w:p>

--- a/DOCUMENTS/docs/MANUFACTURER_GUIDE.docx
+++ b/DOCUMENTS/docs/MANUFACTURER_GUIDE.docx
@@ -289,7 +289,7 @@
         <w:spacing w:after="80"/>
       </w:pPr>
       <w:r>
-        <w:t xml:space="preserve">The Printer Diagnostics page is not in the left menu. Open it from the Printer button or from the print-job dialog.</w:t>
+        <w:t xml:space="preserve">The Printer Setup &amp; Support page is not in the left menu. Open it from the Printer button or from the print-job dialog.</w:t>
       </w:r>
     </w:p>
     <w:p>
@@ -1002,7 +1002,7 @@
         <w:spacing w:after="60"/>
       </w:pPr>
       <w:r>
-        <w:t xml:space="preserve">3. If the state is not ready, use Try again (Refresh).</w:t>
+        <w:t xml:space="preserve">3. If the state is not ready, use Refresh status.</w:t>
       </w:r>
     </w:p>
     <w:p>
@@ -1016,7 +1016,7 @@
         <w:spacing w:before="180" w:after="80"/>
       </w:pPr>
       <w:r>
-        <w:t xml:space="preserve">6.2 For local-agent printers</w:t>
+        <w:t xml:space="preserve">6.2 For workstation-managed printers</w:t>
       </w:r>
     </w:p>
     <w:p>
@@ -1032,7 +1032,7 @@
         <w:spacing w:after="60"/>
       </w:pPr>
       <w:r>
-        <w:t xml:space="preserve">1. The local print agent is running on the workstation.</w:t>
+        <w:t xml:space="preserve">1. The MSCQR Workstation Connector is installed once on the workstation and auto-starting at login.</w:t>
       </w:r>
     </w:p>
     <w:p>
@@ -1072,7 +1072,7 @@
         <w:spacing w:after="60"/>
       </w:pPr>
       <w:r>
-        <w:t xml:space="preserve">6. Use Apply calibration if label size, offsets, DPI, darkness, or speed need to change.</w:t>
+        <w:t xml:space="preserve">6. Use Open Printer Setup if the workstation printer needs setup or alignment changes.</w:t>
       </w:r>
     </w:p>
     <w:p>
@@ -1102,23 +1102,69 @@
         <w:spacing w:after="60"/>
       </w:pPr>
       <w:r>
-        <w:t xml:space="preserve">2. Review the IP address, TCP port, and supported command language:</w:t>
-      </w:r>
-    </w:p>
-    <w:p>
-      <w:pPr>
-        <w:spacing w:after="80"/>
-      </w:pPr>
-      <w:r>
-        <w:t xml:space="preserve">ZPL, TSPL, EPL, or CPCL.</w:t>
-      </w:r>
-    </w:p>
-    <w:p>
-      <w:pPr>
-        <w:spacing w:after="60"/>
-      </w:pPr>
-      <w:r>
-        <w:t xml:space="preserve">3. If the profile shows Needs validation, Offline, or Blocked, open Printer Diagnostics and correct the profile before printing.</w:t>
+        <w:t xml:space="preserve">2. Confirm the printer was saved as a factory label printer and checked successfully.</w:t>
+      </w:r>
+    </w:p>
+    <w:p>
+      <w:pPr>
+        <w:spacing w:after="60"/>
+      </w:pPr>
+      <w:r>
+        <w:t xml:space="preserve">3. If the profile shows Needs validation, Offline, or Blocked, open Printer Setup and correct the profile before printing.</w:t>
+      </w:r>
+    </w:p>
+    <w:p>
+      <w:r>
+        <w:t xml:space="preserve"/>
+      </w:r>
+    </w:p>
+    <w:p>
+      <w:pPr>
+        <w:pStyle w:val="Heading3"/>
+        <w:spacing w:before="180" w:after="80"/>
+      </w:pPr>
+      <w:r>
+        <w:t xml:space="preserve">6.4 For network IPP printers</w:t>
+      </w:r>
+    </w:p>
+    <w:p>
+      <w:pPr>
+        <w:spacing w:after="60"/>
+      </w:pPr>
+      <w:r>
+        <w:t xml:space="preserve">1. Confirm the selected profile is an office / AirPrint printer.</w:t>
+      </w:r>
+    </w:p>
+    <w:p>
+      <w:pPr>
+        <w:spacing w:after="60"/>
+      </w:pPr>
+      <w:r>
+        <w:t xml:space="preserve">2. Confirm the profile has already been checked successfully.</w:t>
+      </w:r>
+    </w:p>
+    <w:p>
+      <w:pPr>
+        <w:spacing w:after="60"/>
+      </w:pPr>
+      <w:r>
+        <w:t xml:space="preserve">3. Use Backend direct only when the MSCQR backend can safely reach the printer.</w:t>
+      </w:r>
+    </w:p>
+    <w:p>
+      <w:pPr>
+        <w:spacing w:after="60"/>
+      </w:pPr>
+      <w:r>
+        <w:t xml:space="preserve">4. Use Site gateway when the printer remains inside a private manufacturer LAN and should not be exposed inbound.</w:t>
+      </w:r>
+    </w:p>
+    <w:p>
+      <w:pPr>
+        <w:spacing w:after="60"/>
+      </w:pPr>
+      <w:r>
+        <w:t xml:space="preserve">5. If the profile shows Offline, Blocked, or Gateway offline, open Printer Setup and re-run the check before printing.</w:t>
       </w:r>
     </w:p>
     <w:p>
@@ -1134,7 +1180,7 @@
       <w:r>
         <w:drawing>
           <wp:inline distT="0" distB="0" distL="0" distR="0">
-            <wp:extent cx="5905500" cy="3228975"/>
+            <wp:extent cx="5905500" cy="3381375"/>
             <wp:effectExtent t="0" r="0" b="0" l="0"/>
             <wp:docPr id="1" name="" descr="" title=""/>
             <wp:cNvGraphicFramePr>
@@ -1159,7 +1205,7 @@
                   <pic:spPr bwMode="auto">
                     <a:xfrm>
                       <a:off x="0" y="0"/>
-                      <a:ext cx="5905500" cy="3228975"/>
+                      <a:ext cx="5905500" cy="3381375"/>
                     </a:xfrm>
                     <a:prstGeom prst="rect">
                       <a:avLst/>
@@ -1185,7 +1231,7 @@
           <w:sz w:val="20"/>
           <w:szCs w:val="20"/>
         </w:rPr>
-        <w:t xml:space="preserve">Printer Diagnostics</w:t>
+        <w:t xml:space="preserve">Printer Setup &amp; Support</w:t>
       </w:r>
     </w:p>
     <w:p>
@@ -1261,7 +1307,7 @@
         <w:spacing w:after="80"/>
       </w:pPr>
       <w:r>
-        <w:t xml:space="preserve">batch ID, code range, available inventory, printed count, redeemed count, and assigned manufacturer.</w:t>
+        <w:t xml:space="preserve">batch name, code range, available inventory, printed count, redeemed count, and assigned manufacturer.</w:t>
       </w:r>
     </w:p>
     <w:p>
@@ -1315,47 +1361,31 @@
         <w:spacing w:after="60"/>
       </w:pPr>
       <w:r>
-        <w:t xml:space="preserve">5. Confirm the dispatch mode shown by the system:</w:t>
-      </w:r>
-    </w:p>
-    <w:p>
-      <w:pPr>
-        <w:spacing w:after="80"/>
-      </w:pPr>
-      <w:r>
-        <w:t xml:space="preserve">Local agent or Network-direct.</w:t>
-      </w:r>
-    </w:p>
-    <w:p>
-      <w:pPr>
-        <w:spacing w:after="60"/>
-      </w:pPr>
-      <w:r>
-        <w:t xml:space="preserve">6. If the profile is Local agent, confirm:</w:t>
-      </w:r>
-    </w:p>
-    <w:p>
-      <w:pPr>
-        <w:spacing w:after="80"/>
-      </w:pPr>
-      <w:r>
-        <w:t xml:space="preserve">active workstation printer, print path, label language, and any optional calibration fields.</w:t>
-      </w:r>
-    </w:p>
-    <w:p>
-      <w:pPr>
-        <w:spacing w:after="60"/>
-      </w:pPr>
-      <w:r>
-        <w:t xml:space="preserve">7. If the profile is Network-direct, review the network printer summary and continue only when the registered profile status is READY.</w:t>
-      </w:r>
-    </w:p>
-    <w:p>
-      <w:pPr>
-        <w:spacing w:after="60"/>
-      </w:pPr>
-      <w:r>
-        <w:t xml:space="preserve">8. Select Create Print Job &amp; Start Dispatch.</w:t>
+        <w:t xml:space="preserve">5. Confirm the saved printer summary shown by MSCQR.</w:t>
+      </w:r>
+    </w:p>
+    <w:p>
+      <w:pPr>
+        <w:spacing w:after="60"/>
+      </w:pPr>
+      <w:r>
+        <w:t xml:space="preserve">6. If the profile is a workstation printer, confirm the active workstation printer is correct.</w:t>
+      </w:r>
+    </w:p>
+    <w:p>
+      <w:pPr>
+        <w:spacing w:after="60"/>
+      </w:pPr>
+      <w:r>
+        <w:t xml:space="preserve">7. If the profile is a factory label printer or office / AirPrint printer, continue only when the profile status is READY.</w:t>
+      </w:r>
+    </w:p>
+    <w:p>
+      <w:pPr>
+        <w:spacing w:after="60"/>
+      </w:pPr>
+      <w:r>
+        <w:t xml:space="preserve">8. Select Start print.</w:t>
       </w:r>
     </w:p>
     <w:p>
@@ -1436,7 +1466,7 @@
       <w:r>
         <w:drawing>
           <wp:inline distT="0" distB="0" distL="0" distR="0">
-            <wp:extent cx="5905500" cy="3228975"/>
+            <wp:extent cx="5905500" cy="3381375"/>
             <wp:effectExtent t="0" r="0" b="0" l="0"/>
             <wp:docPr id="1" name="" descr="" title=""/>
             <wp:cNvGraphicFramePr>
@@ -1461,7 +1491,7 @@
                   <pic:spPr bwMode="auto">
                     <a:xfrm>
                       <a:off x="0" y="0"/>
-                      <a:ext cx="5905500" cy="3228975"/>
+                      <a:ext cx="5905500" cy="3381375"/>
                     </a:xfrm>
                     <a:prstGeom prst="rect">
                       <a:avLst/>
@@ -1557,7 +1587,7 @@
       <w:r>
         <w:drawing>
           <wp:inline distT="0" distB="0" distL="0" distR="0">
-            <wp:extent cx="5905500" cy="3228975"/>
+            <wp:extent cx="5905500" cy="3381375"/>
             <wp:effectExtent t="0" r="0" b="0" l="0"/>
             <wp:docPr id="1" name="" descr="" title=""/>
             <wp:cNvGraphicFramePr>
@@ -1582,7 +1612,7 @@
                   <pic:spPr bwMode="auto">
                     <a:xfrm>
                       <a:off x="0" y="0"/>
-                      <a:ext cx="5905500" cy="3228975"/>
+                      <a:ext cx="5905500" cy="3381375"/>
                     </a:xfrm>
                     <a:prstGeom prst="rect">
                       <a:avLst/>
@@ -1622,7 +1652,7 @@
         <w:spacing w:before="180" w:after="80"/>
       </w:pPr>
       <w:r>
-        <w:t xml:space="preserve">7.4 Open diagnostics from the print-job dialog</w:t>
+        <w:t xml:space="preserve">7.4 Open printer setup from the print-job dialog</w:t>
       </w:r>
     </w:p>
     <w:p>
@@ -1638,7 +1668,7 @@
         <w:spacing w:after="60"/>
       </w:pPr>
       <w:r>
-        <w:t xml:space="preserve">1. Select Open diagnostics from the dialog.</w:t>
+        <w:t xml:space="preserve">1. Select Open Printer Setup from the dialog.</w:t>
       </w:r>
     </w:p>
     <w:p>
@@ -2010,7 +2040,7 @@
         <w:spacing w:after="60"/>
       </w:pPr>
       <w:r>
-        <w:t xml:space="preserve">If the printer panel shows no connection, open diagnostics and verify the agent or registered printer profile first.</w:t>
+        <w:t xml:space="preserve">If the printer panel shows no connection, open Printer Setup and verify the workstation connector or saved printer profile first.</w:t>
       </w:r>
     </w:p>
     <w:p>

--- a/DOCUMENTS/docs/MANUFACTURER_GUIDE.docx
+++ b/DOCUMENTS/docs/MANUFACTURER_GUIDE.docx
@@ -29,15 +29,15 @@
         <w:spacing w:after="80"/>
       </w:pPr>
       <w:r>
-        <w:t xml:space="preserve">Version: 2.0</w:t>
-      </w:r>
-    </w:p>
-    <w:p>
-      <w:pPr>
-        <w:spacing w:after="80"/>
-      </w:pPr>
-      <w:r>
-        <w:t xml:space="preserve">Last Updated: 2026-03-10</w:t>
+        <w:t xml:space="preserve">Version: 2.1</w:t>
+      </w:r>
+    </w:p>
+    <w:p>
+      <w:pPr>
+        <w:spacing w:after="80"/>
+      </w:pPr>
+      <w:r>
+        <w:t xml:space="preserve">Last Updated: 2026-03-12</w:t>
       </w:r>
     </w:p>
     <w:p>
@@ -320,47 +320,79 @@
         <w:spacing w:after="60"/>
       </w:pPr>
       <w:r>
-        <w:t xml:space="preserve">1. Open the invite link from email.</w:t>
-      </w:r>
-    </w:p>
-    <w:p>
-      <w:pPr>
-        <w:spacing w:after="60"/>
-      </w:pPr>
-      <w:r>
-        <w:t xml:space="preserve">2. On Activate your account, enter your name if needed.</w:t>
-      </w:r>
-    </w:p>
-    <w:p>
-      <w:pPr>
-        <w:spacing w:after="60"/>
-      </w:pPr>
-      <w:r>
-        <w:t xml:space="preserve">3. Enter a password with at least 8 characters.</w:t>
-      </w:r>
-    </w:p>
-    <w:p>
-      <w:pPr>
-        <w:spacing w:after="60"/>
-      </w:pPr>
-      <w:r>
-        <w:t xml:space="preserve">4. Enter the same password again in Confirm password.</w:t>
-      </w:r>
-    </w:p>
-    <w:p>
-      <w:pPr>
-        <w:spacing w:after="60"/>
-      </w:pPr>
-      <w:r>
-        <w:t xml:space="preserve">5. Select Activate account.</w:t>
-      </w:r>
-    </w:p>
-    <w:p>
-      <w:pPr>
-        <w:spacing w:after="60"/>
-      </w:pPr>
-      <w:r>
-        <w:t xml:space="preserve">6. Wait for the redirect to the dashboard.</w:t>
+        <w:t xml:space="preserve">1. Open the invite email from your Licensee/Admin.</w:t>
+      </w:r>
+    </w:p>
+    <w:p>
+      <w:pPr>
+        <w:spacing w:after="60"/>
+      </w:pPr>
+      <w:r>
+        <w:t xml:space="preserve">2. If this computer will print labels, open the Install Connector link in that email first.</w:t>
+      </w:r>
+    </w:p>
+    <w:p>
+      <w:pPr>
+        <w:spacing w:after="60"/>
+      </w:pPr>
+      <w:r>
+        <w:t xml:space="preserve">3. Download the Mac or Windows installer that matches that computer.</w:t>
+      </w:r>
+    </w:p>
+    <w:p>
+      <w:pPr>
+        <w:spacing w:after="60"/>
+      </w:pPr>
+      <w:r>
+        <w:t xml:space="preserve">4. Run the installer once.</w:t>
+      </w:r>
+    </w:p>
+    <w:p>
+      <w:pPr>
+        <w:spacing w:after="60"/>
+      </w:pPr>
+      <w:r>
+        <w:t xml:space="preserve">5. Return to the Activate your account link in the same email.</w:t>
+      </w:r>
+    </w:p>
+    <w:p>
+      <w:pPr>
+        <w:spacing w:after="60"/>
+      </w:pPr>
+      <w:r>
+        <w:t xml:space="preserve">6. Enter your name if needed.</w:t>
+      </w:r>
+    </w:p>
+    <w:p>
+      <w:pPr>
+        <w:spacing w:after="60"/>
+      </w:pPr>
+      <w:r>
+        <w:t xml:space="preserve">7. Enter a password with at least 8 characters.</w:t>
+      </w:r>
+    </w:p>
+    <w:p>
+      <w:pPr>
+        <w:spacing w:after="60"/>
+      </w:pPr>
+      <w:r>
+        <w:t xml:space="preserve">8. Enter the same password again in Confirm password.</w:t>
+      </w:r>
+    </w:p>
+    <w:p>
+      <w:pPr>
+        <w:spacing w:after="60"/>
+      </w:pPr>
+      <w:r>
+        <w:t xml:space="preserve">9. Select Activate account.</w:t>
+      </w:r>
+    </w:p>
+    <w:p>
+      <w:pPr>
+        <w:spacing w:after="60"/>
+      </w:pPr>
+      <w:r>
+        <w:t xml:space="preserve">10. Wait for the redirect to the dashboard.</w:t>
       </w:r>
     </w:p>
     <w:p>
@@ -437,83 +469,13 @@
     </w:p>
     <w:p>
       <w:pPr>
-        <w:pStyle w:val="Heading3"/>
-        <w:spacing w:before="180" w:after="80"/>
-      </w:pPr>
-      <w:r>
-        <w:t xml:space="preserve">3.2 Standard sign-in</w:t>
-      </w:r>
-    </w:p>
-    <w:p>
-      <w:pPr>
-        <w:spacing w:after="60"/>
-      </w:pPr>
-      <w:r>
-        <w:t xml:space="preserve">1. Open the login page.</w:t>
-      </w:r>
-    </w:p>
-    <w:p>
-      <w:pPr>
-        <w:spacing w:after="60"/>
-      </w:pPr>
-      <w:r>
-        <w:t xml:space="preserve">2. Enter your email address.</w:t>
-      </w:r>
-    </w:p>
-    <w:p>
-      <w:pPr>
-        <w:spacing w:after="60"/>
-      </w:pPr>
-      <w:r>
-        <w:t xml:space="preserve">3. Enter your password.</w:t>
-      </w:r>
-    </w:p>
-    <w:p>
-      <w:pPr>
-        <w:spacing w:after="60"/>
-      </w:pPr>
-      <w:r>
-        <w:t xml:space="preserve">4. Select Sign in.</w:t>
-      </w:r>
-    </w:p>
-    <w:p>
-      <w:pPr>
-        <w:spacing w:after="60"/>
-      </w:pPr>
-      <w:r>
-        <w:t xml:space="preserve">5. If MFA is requested, enter the 6-digit code or backup code.</w:t>
-      </w:r>
-    </w:p>
-    <w:p>
-      <w:pPr>
-        <w:spacing w:after="60"/>
-      </w:pPr>
-      <w:r>
-        <w:t xml:space="preserve">6. Select Verify MFA.</w:t>
-      </w:r>
-    </w:p>
-    <w:p>
-      <w:pPr>
-        <w:spacing w:after="60"/>
-      </w:pPr>
-      <w:r>
-        <w:t xml:space="preserve">7. Confirm the left menu matches the items listed in Section 2.</w:t>
-      </w:r>
-    </w:p>
-    <w:p>
-      <w:r>
-        <w:t xml:space="preserve"/>
-      </w:r>
-    </w:p>
-    <w:p>
-      <w:pPr>
         <w:spacing w:before="120" w:after="80"/>
         <w:jc w:val="center"/>
       </w:pPr>
       <w:r>
         <w:drawing>
           <wp:inline distT="0" distB="0" distL="0" distR="0">
-            <wp:extent cx="5905500" cy="3543300"/>
+            <wp:extent cx="5905500" cy="3381375"/>
             <wp:effectExtent t="0" r="0" b="0" l="0"/>
             <wp:docPr id="1" name="" descr="" title=""/>
             <wp:cNvGraphicFramePr>
@@ -538,7 +500,7 @@
                   <pic:spPr bwMode="auto">
                     <a:xfrm>
                       <a:off x="0" y="0"/>
-                      <a:ext cx="5905500" cy="3543300"/>
+                      <a:ext cx="5905500" cy="3381375"/>
                     </a:xfrm>
                     <a:prstGeom prst="rect">
                       <a:avLst/>
@@ -564,7 +526,7 @@
           <w:sz w:val="20"/>
           <w:szCs w:val="20"/>
         </w:rPr>
-        <w:t xml:space="preserve">Manufacturer Login</w:t>
+        <w:t xml:space="preserve">Install Connector</w:t>
       </w:r>
     </w:p>
     <w:p>
@@ -578,15 +540,15 @@
         <w:spacing w:before="180" w:after="80"/>
       </w:pPr>
       <w:r>
-        <w:t xml:space="preserve">3.3 Forgot password</w:t>
-      </w:r>
-    </w:p>
-    <w:p>
-      <w:pPr>
-        <w:spacing w:after="60"/>
-      </w:pPr>
-      <w:r>
-        <w:t xml:space="preserve">1. On the login page, select Forgot password?</w:t>
+        <w:t xml:space="preserve">3.2 Standard sign-in</w:t>
+      </w:r>
+    </w:p>
+    <w:p>
+      <w:pPr>
+        <w:spacing w:after="60"/>
+      </w:pPr>
+      <w:r>
+        <w:t xml:space="preserve">1. Open the login page.</w:t>
       </w:r>
     </w:p>
     <w:p>
@@ -602,569 +564,39 @@
         <w:spacing w:after="60"/>
       </w:pPr>
       <w:r>
-        <w:t xml:space="preserve">3. Select Send reset link.</w:t>
-      </w:r>
-    </w:p>
-    <w:p>
-      <w:pPr>
-        <w:spacing w:after="60"/>
-      </w:pPr>
-      <w:r>
-        <w:t xml:space="preserve">4. Open the reset link from email.</w:t>
-      </w:r>
-    </w:p>
-    <w:p>
-      <w:pPr>
-        <w:spacing w:after="60"/>
-      </w:pPr>
-      <w:r>
-        <w:t xml:space="preserve">5. Enter the new password twice.</w:t>
-      </w:r>
-    </w:p>
-    <w:p>
-      <w:pPr>
-        <w:spacing w:after="60"/>
-      </w:pPr>
-      <w:r>
-        <w:t xml:space="preserve">6. Select Update password.</w:t>
-      </w:r>
-    </w:p>
-    <w:p>
-      <w:pPr>
-        <w:spacing w:after="60"/>
-      </w:pPr>
-      <w:r>
-        <w:t xml:space="preserve">7. Return to login and sign in again.</w:t>
-      </w:r>
-    </w:p>
-    <w:p>
-      <w:r>
-        <w:t xml:space="preserve"/>
-      </w:r>
-    </w:p>
-    <w:p>
-      <w:pPr>
-        <w:pStyle w:val="Heading2"/>
-        <w:spacing w:before="220" w:after="100"/>
-      </w:pPr>
-      <w:r>
-        <w:t xml:space="preserve">4. Common User Menu and Top Controls</w:t>
-      </w:r>
-    </w:p>
-    <w:p>
-      <w:pPr>
-        <w:pStyle w:val="Heading3"/>
-        <w:spacing w:before="180" w:after="80"/>
-      </w:pPr>
-      <w:r>
-        <w:t xml:space="preserve">4.1 Notification bell</w:t>
-      </w:r>
-    </w:p>
-    <w:p>
-      <w:pPr>
-        <w:spacing w:after="80"/>
-      </w:pPr>
-      <w:r>
-        <w:t xml:space="preserve">Use the bell to open live notifications and jump to related records.</w:t>
-      </w:r>
-    </w:p>
-    <w:p>
-      <w:r>
-        <w:t xml:space="preserve"/>
-      </w:r>
-    </w:p>
-    <w:p>
-      <w:pPr>
-        <w:pStyle w:val="Heading3"/>
-        <w:spacing w:before="180" w:after="80"/>
-      </w:pPr>
-      <w:r>
-        <w:t xml:space="preserve">4.2 Printer button</w:t>
-      </w:r>
-    </w:p>
-    <w:p>
-      <w:pPr>
-        <w:spacing w:after="80"/>
-      </w:pPr>
-      <w:r>
-        <w:t xml:space="preserve">The Printer button shows current printer readiness. Open it before printing to confirm that the workstation printer or registered network printer is ready.</w:t>
-      </w:r>
-    </w:p>
-    <w:p>
-      <w:r>
-        <w:t xml:space="preserve"/>
-      </w:r>
-    </w:p>
-    <w:p>
-      <w:pPr>
-        <w:pStyle w:val="Heading3"/>
-        <w:spacing w:before="180" w:after="80"/>
-      </w:pPr>
-      <w:r>
-        <w:t xml:space="preserve">4.3 Support issue reporter</w:t>
-      </w:r>
-    </w:p>
-    <w:p>
-      <w:pPr>
-        <w:spacing w:after="80"/>
-      </w:pPr>
-      <w:r>
-        <w:t xml:space="preserve">Use the top-bar Support button to send a problem report to Super Admin with:</w:t>
-      </w:r>
-    </w:p>
-    <w:p>
-      <w:pPr>
-        <w:pStyle w:val="ListParagraph"/>
-        <w:numPr>
-          <w:ilvl w:val="0"/>
-          <w:numId w:val="1"/>
-        </w:numPr>
-        <w:spacing w:after="60"/>
-      </w:pPr>
-      <w:r>
-        <w:t xml:space="preserve">an auto-captured screenshot</w:t>
-      </w:r>
-    </w:p>
-    <w:p>
-      <w:pPr>
-        <w:pStyle w:val="ListParagraph"/>
-        <w:numPr>
-          <w:ilvl w:val="0"/>
-          <w:numId w:val="1"/>
-        </w:numPr>
-        <w:spacing w:after="60"/>
-      </w:pPr>
-      <w:r>
-        <w:t xml:space="preserve">network log counts</w:t>
-      </w:r>
-    </w:p>
-    <w:p>
-      <w:pPr>
-        <w:pStyle w:val="ListParagraph"/>
-        <w:numPr>
-          <w:ilvl w:val="0"/>
-          <w:numId w:val="1"/>
-        </w:numPr>
-        <w:spacing w:after="60"/>
-      </w:pPr>
-      <w:r>
-        <w:t xml:space="preserve">runtime issue counts</w:t>
-      </w:r>
-    </w:p>
-    <w:p>
-      <w:pPr>
-        <w:pStyle w:val="ListParagraph"/>
-        <w:numPr>
-          <w:ilvl w:val="0"/>
-          <w:numId w:val="1"/>
-        </w:numPr>
-        <w:spacing w:after="60"/>
-      </w:pPr>
-      <w:r>
-        <w:t xml:space="preserve">device diagnostics</w:t>
-      </w:r>
-    </w:p>
-    <w:p>
-      <w:r>
-        <w:t xml:space="preserve"/>
-      </w:r>
-    </w:p>
-    <w:p>
-      <w:pPr>
-        <w:pStyle w:val="Heading3"/>
-        <w:spacing w:before="180" w:after="80"/>
-      </w:pPr>
-      <w:r>
-        <w:t xml:space="preserve">4.4 Help</w:t>
-      </w:r>
-    </w:p>
-    <w:p>
-      <w:pPr>
-        <w:spacing w:after="80"/>
-      </w:pPr>
-      <w:r>
-        <w:t xml:space="preserve">Select Help to open the contextual help page for the screen you are on.</w:t>
-      </w:r>
-    </w:p>
-    <w:p>
-      <w:r>
-        <w:t xml:space="preserve"/>
-      </w:r>
-    </w:p>
-    <w:p>
-      <w:pPr>
-        <w:pStyle w:val="Heading3"/>
-        <w:spacing w:before="180" w:after="80"/>
-      </w:pPr>
-      <w:r>
-        <w:t xml:space="preserve">4.5 Account and log out</w:t>
-      </w:r>
-    </w:p>
-    <w:p>
-      <w:pPr>
-        <w:spacing w:after="80"/>
-      </w:pPr>
-      <w:r>
-        <w:t xml:space="preserve">Open the user menu to:</w:t>
-      </w:r>
-    </w:p>
-    <w:p>
-      <w:pPr>
-        <w:pStyle w:val="ListParagraph"/>
-        <w:numPr>
-          <w:ilvl w:val="0"/>
-          <w:numId w:val="1"/>
-        </w:numPr>
-        <w:spacing w:after="60"/>
-      </w:pPr>
-      <w:r>
-        <w:t xml:space="preserve">select Account and update your profile or password</w:t>
-      </w:r>
-    </w:p>
-    <w:p>
-      <w:pPr>
-        <w:pStyle w:val="ListParagraph"/>
-        <w:numPr>
-          <w:ilvl w:val="0"/>
-          <w:numId w:val="1"/>
-        </w:numPr>
-        <w:spacing w:after="60"/>
-      </w:pPr>
-      <w:r>
-        <w:t xml:space="preserve">select Log out and end the session</w:t>
-      </w:r>
-    </w:p>
-    <w:p>
-      <w:r>
-        <w:t xml:space="preserve"/>
-      </w:r>
-    </w:p>
-    <w:p>
-      <w:pPr>
-        <w:pStyle w:val="Heading2"/>
-        <w:spacing w:before="220" w:after="100"/>
-      </w:pPr>
-      <w:r>
-        <w:t xml:space="preserve">5. Dashboard</w:t>
-      </w:r>
-    </w:p>
-    <w:p>
-      <w:pPr>
-        <w:spacing w:after="80"/>
-      </w:pPr>
-      <w:r>
-        <w:t xml:space="preserve">Purpose: confirm your assigned manufacturing scope before printing.</w:t>
-      </w:r>
-    </w:p>
-    <w:p>
-      <w:r>
-        <w:t xml:space="preserve"/>
-      </w:r>
-    </w:p>
-    <w:p>
-      <w:pPr>
-        <w:spacing w:after="80"/>
-      </w:pPr>
-      <w:r>
-        <w:t xml:space="preserve">Use Dashboard to:</w:t>
-      </w:r>
-    </w:p>
-    <w:p>
-      <w:pPr>
-        <w:pStyle w:val="ListParagraph"/>
-        <w:numPr>
-          <w:ilvl w:val="0"/>
-          <w:numId w:val="1"/>
-        </w:numPr>
-        <w:spacing w:after="60"/>
-      </w:pPr>
-      <w:r>
-        <w:t xml:space="preserve">review your QR totals and batch totals</w:t>
-      </w:r>
-    </w:p>
-    <w:p>
-      <w:pPr>
-        <w:pStyle w:val="ListParagraph"/>
-        <w:numPr>
-          <w:ilvl w:val="0"/>
-          <w:numId w:val="1"/>
-        </w:numPr>
-        <w:spacing w:after="60"/>
-      </w:pPr>
-      <w:r>
-        <w:t xml:space="preserve">review recent activity</w:t>
-      </w:r>
-    </w:p>
-    <w:p>
-      <w:pPr>
-        <w:pStyle w:val="ListParagraph"/>
-        <w:numPr>
-          <w:ilvl w:val="0"/>
-          <w:numId w:val="1"/>
-        </w:numPr>
-        <w:spacing w:after="60"/>
-      </w:pPr>
-      <w:r>
-        <w:t xml:space="preserve">jump to Batches, QR Tracking, Verify Page, or Account</w:t>
-      </w:r>
-    </w:p>
-    <w:p>
-      <w:r>
-        <w:t xml:space="preserve"/>
-      </w:r>
-    </w:p>
-    <w:p>
-      <w:pPr>
-        <w:spacing w:after="80"/>
-      </w:pPr>
-      <w:r>
-        <w:t xml:space="preserve">Recommended order:</w:t>
-      </w:r>
-    </w:p>
-    <w:p>
-      <w:pPr>
-        <w:spacing w:after="60"/>
-      </w:pPr>
-      <w:r>
-        <w:t xml:space="preserve">1. Open Dashboard.</w:t>
-      </w:r>
-    </w:p>
-    <w:p>
-      <w:pPr>
-        <w:spacing w:after="60"/>
-      </w:pPr>
-      <w:r>
-        <w:t xml:space="preserve">2. Confirm new assigned work is visible.</w:t>
-      </w:r>
-    </w:p>
-    <w:p>
-      <w:pPr>
-        <w:spacing w:after="60"/>
-      </w:pPr>
-      <w:r>
-        <w:t xml:space="preserve">3. Open Batches when you are ready to print.</w:t>
-      </w:r>
-    </w:p>
-    <w:p>
-      <w:r>
-        <w:t xml:space="preserve"/>
-      </w:r>
-    </w:p>
-    <w:p>
-      <w:pPr>
-        <w:pStyle w:val="Heading2"/>
-        <w:spacing w:before="220" w:after="100"/>
-      </w:pPr>
-      <w:r>
-        <w:t xml:space="preserve">6. Printer Readiness and Diagnostics</w:t>
-      </w:r>
-    </w:p>
-    <w:p>
-      <w:pPr>
-        <w:spacing w:after="80"/>
-      </w:pPr>
-      <w:r>
-        <w:t xml:space="preserve">Purpose: make sure the selected printer is valid before you start a print job.</w:t>
-      </w:r>
-    </w:p>
-    <w:p>
-      <w:r>
-        <w:t xml:space="preserve"/>
-      </w:r>
-    </w:p>
-    <w:p>
-      <w:pPr>
-        <w:pStyle w:val="Heading3"/>
-        <w:spacing w:before="180" w:after="80"/>
-      </w:pPr>
-      <w:r>
-        <w:t xml:space="preserve">6.1 Open the printer panel</w:t>
-      </w:r>
-    </w:p>
-    <w:p>
-      <w:pPr>
-        <w:spacing w:after="60"/>
-      </w:pPr>
-      <w:r>
-        <w:t xml:space="preserve">1. Select the Printer button in the top bar.</w:t>
-      </w:r>
-    </w:p>
-    <w:p>
-      <w:pPr>
-        <w:spacing w:after="60"/>
-      </w:pPr>
-      <w:r>
-        <w:t xml:space="preserve">2. Review whether the current state says the printer is ready, needs attention, or is blocked.</w:t>
-      </w:r>
-    </w:p>
-    <w:p>
-      <w:pPr>
-        <w:spacing w:after="60"/>
-      </w:pPr>
-      <w:r>
-        <w:t xml:space="preserve">3. If the state is not ready, use Refresh status.</w:t>
-      </w:r>
-    </w:p>
-    <w:p>
-      <w:r>
-        <w:t xml:space="preserve"/>
-      </w:r>
-    </w:p>
-    <w:p>
-      <w:pPr>
-        <w:pStyle w:val="Heading3"/>
-        <w:spacing w:before="180" w:after="80"/>
-      </w:pPr>
-      <w:r>
-        <w:t xml:space="preserve">6.2 For workstation-managed printers</w:t>
-      </w:r>
-    </w:p>
-    <w:p>
-      <w:pPr>
-        <w:spacing w:after="80"/>
-      </w:pPr>
-      <w:r>
-        <w:t xml:space="preserve">Check these items in order:</w:t>
-      </w:r>
-    </w:p>
-    <w:p>
-      <w:pPr>
-        <w:spacing w:after="60"/>
-      </w:pPr>
-      <w:r>
-        <w:t xml:space="preserve">1. The MSCQR Workstation Connector is installed once on the workstation and auto-starting at login.</w:t>
-      </w:r>
-    </w:p>
-    <w:p>
-      <w:pPr>
-        <w:spacing w:after="60"/>
-      </w:pPr>
-      <w:r>
-        <w:t xml:space="preserve">2. The operating system already sees the printer.</w:t>
-      </w:r>
-    </w:p>
-    <w:p>
-      <w:pPr>
-        <w:spacing w:after="60"/>
-      </w:pPr>
-      <w:r>
-        <w:t xml:space="preserve">3. The panel shows at least one discovered printer.</w:t>
-      </w:r>
-    </w:p>
-    <w:p>
-      <w:pPr>
-        <w:spacing w:after="60"/>
-      </w:pPr>
-      <w:r>
-        <w:t xml:space="preserve">4. Select the active workstation printer if needed.</w:t>
-      </w:r>
-    </w:p>
-    <w:p>
-      <w:pPr>
-        <w:spacing w:after="60"/>
-      </w:pPr>
-      <w:r>
-        <w:t xml:space="preserve">5. Use Switch workstation printer when you need another device.</w:t>
-      </w:r>
-    </w:p>
-    <w:p>
-      <w:pPr>
-        <w:spacing w:after="60"/>
-      </w:pPr>
-      <w:r>
-        <w:t xml:space="preserve">6. Use Open Printer Setup if the workstation printer needs setup or alignment changes.</w:t>
-      </w:r>
-    </w:p>
-    <w:p>
-      <w:r>
-        <w:t xml:space="preserve"/>
-      </w:r>
-    </w:p>
-    <w:p>
-      <w:pPr>
-        <w:pStyle w:val="Heading3"/>
-        <w:spacing w:before="180" w:after="80"/>
-      </w:pPr>
-      <w:r>
-        <w:t xml:space="preserve">6.3 For network-direct printers</w:t>
-      </w:r>
-    </w:p>
-    <w:p>
-      <w:pPr>
-        <w:spacing w:after="60"/>
-      </w:pPr>
-      <w:r>
-        <w:t xml:space="preserve">1. Confirm the correct registered printer profile is selected.</w:t>
-      </w:r>
-    </w:p>
-    <w:p>
-      <w:pPr>
-        <w:spacing w:after="60"/>
-      </w:pPr>
-      <w:r>
-        <w:t xml:space="preserve">2. Confirm the printer was saved as a factory label printer and checked successfully.</w:t>
-      </w:r>
-    </w:p>
-    <w:p>
-      <w:pPr>
-        <w:spacing w:after="60"/>
-      </w:pPr>
-      <w:r>
-        <w:t xml:space="preserve">3. If the profile shows Needs validation, Offline, or Blocked, open Printer Setup and correct the profile before printing.</w:t>
-      </w:r>
-    </w:p>
-    <w:p>
-      <w:r>
-        <w:t xml:space="preserve"/>
-      </w:r>
-    </w:p>
-    <w:p>
-      <w:pPr>
-        <w:pStyle w:val="Heading3"/>
-        <w:spacing w:before="180" w:after="80"/>
-      </w:pPr>
-      <w:r>
-        <w:t xml:space="preserve">6.4 For network IPP printers</w:t>
-      </w:r>
-    </w:p>
-    <w:p>
-      <w:pPr>
-        <w:spacing w:after="60"/>
-      </w:pPr>
-      <w:r>
-        <w:t xml:space="preserve">1. Confirm the selected profile is an office / AirPrint printer.</w:t>
-      </w:r>
-    </w:p>
-    <w:p>
-      <w:pPr>
-        <w:spacing w:after="60"/>
-      </w:pPr>
-      <w:r>
-        <w:t xml:space="preserve">2. Confirm the profile has already been checked successfully.</w:t>
-      </w:r>
-    </w:p>
-    <w:p>
-      <w:pPr>
-        <w:spacing w:after="60"/>
-      </w:pPr>
-      <w:r>
-        <w:t xml:space="preserve">3. Use Backend direct only when the MSCQR backend can safely reach the printer.</w:t>
-      </w:r>
-    </w:p>
-    <w:p>
-      <w:pPr>
-        <w:spacing w:after="60"/>
-      </w:pPr>
-      <w:r>
-        <w:t xml:space="preserve">4. Use Site gateway when the printer remains inside a private manufacturer LAN and should not be exposed inbound.</w:t>
-      </w:r>
-    </w:p>
-    <w:p>
-      <w:pPr>
-        <w:spacing w:after="60"/>
-      </w:pPr>
-      <w:r>
-        <w:t xml:space="preserve">5. If the profile shows Offline, Blocked, or Gateway offline, open Printer Setup and re-run the check before printing.</w:t>
+        <w:t xml:space="preserve">3. Enter your password.</w:t>
+      </w:r>
+    </w:p>
+    <w:p>
+      <w:pPr>
+        <w:spacing w:after="60"/>
+      </w:pPr>
+      <w:r>
+        <w:t xml:space="preserve">4. Select Sign in.</w:t>
+      </w:r>
+    </w:p>
+    <w:p>
+      <w:pPr>
+        <w:spacing w:after="60"/>
+      </w:pPr>
+      <w:r>
+        <w:t xml:space="preserve">5. If MFA is requested, enter the 6-digit code or backup code.</w:t>
+      </w:r>
+    </w:p>
+    <w:p>
+      <w:pPr>
+        <w:spacing w:after="60"/>
+      </w:pPr>
+      <w:r>
+        <w:t xml:space="preserve">6. Select Verify MFA.</w:t>
+      </w:r>
+    </w:p>
+    <w:p>
+      <w:pPr>
+        <w:spacing w:after="60"/>
+      </w:pPr>
+      <w:r>
+        <w:t xml:space="preserve">7. Confirm the left menu matches the items listed in Section 2.</w:t>
       </w:r>
     </w:p>
     <w:p>
@@ -1180,7 +612,7 @@
       <w:r>
         <w:drawing>
           <wp:inline distT="0" distB="0" distL="0" distR="0">
-            <wp:extent cx="5905500" cy="3381375"/>
+            <wp:extent cx="5905500" cy="3543300"/>
             <wp:effectExtent t="0" r="0" b="0" l="0"/>
             <wp:docPr id="1" name="" descr="" title=""/>
             <wp:cNvGraphicFramePr>
@@ -1205,7 +637,7 @@
                   <pic:spPr bwMode="auto">
                     <a:xfrm>
                       <a:off x="0" y="0"/>
-                      <a:ext cx="5905500" cy="3381375"/>
+                      <a:ext cx="5905500" cy="3543300"/>
                     </a:xfrm>
                     <a:prstGeom prst="rect">
                       <a:avLst/>
@@ -1231,7 +663,77 @@
           <w:sz w:val="20"/>
           <w:szCs w:val="20"/>
         </w:rPr>
-        <w:t xml:space="preserve">Printer Setup &amp; Support</w:t>
+        <w:t xml:space="preserve">Manufacturer Login</w:t>
+      </w:r>
+    </w:p>
+    <w:p>
+      <w:r>
+        <w:t xml:space="preserve"/>
+      </w:r>
+    </w:p>
+    <w:p>
+      <w:pPr>
+        <w:pStyle w:val="Heading3"/>
+        <w:spacing w:before="180" w:after="80"/>
+      </w:pPr>
+      <w:r>
+        <w:t xml:space="preserve">3.3 Forgot password</w:t>
+      </w:r>
+    </w:p>
+    <w:p>
+      <w:pPr>
+        <w:spacing w:after="60"/>
+      </w:pPr>
+      <w:r>
+        <w:t xml:space="preserve">1. On the login page, select Forgot password?</w:t>
+      </w:r>
+    </w:p>
+    <w:p>
+      <w:pPr>
+        <w:spacing w:after="60"/>
+      </w:pPr>
+      <w:r>
+        <w:t xml:space="preserve">2. Enter your email address.</w:t>
+      </w:r>
+    </w:p>
+    <w:p>
+      <w:pPr>
+        <w:spacing w:after="60"/>
+      </w:pPr>
+      <w:r>
+        <w:t xml:space="preserve">3. Select Send reset link.</w:t>
+      </w:r>
+    </w:p>
+    <w:p>
+      <w:pPr>
+        <w:spacing w:after="60"/>
+      </w:pPr>
+      <w:r>
+        <w:t xml:space="preserve">4. Open the reset link from email.</w:t>
+      </w:r>
+    </w:p>
+    <w:p>
+      <w:pPr>
+        <w:spacing w:after="60"/>
+      </w:pPr>
+      <w:r>
+        <w:t xml:space="preserve">5. Enter the new password twice.</w:t>
+      </w:r>
+    </w:p>
+    <w:p>
+      <w:pPr>
+        <w:spacing w:after="60"/>
+      </w:pPr>
+      <w:r>
+        <w:t xml:space="preserve">6. Select Update password.</w:t>
+      </w:r>
+    </w:p>
+    <w:p>
+      <w:pPr>
+        <w:spacing w:after="60"/>
+      </w:pPr>
+      <w:r>
+        <w:t xml:space="preserve">7. Return to login and sign in again.</w:t>
       </w:r>
     </w:p>
     <w:p>
@@ -1245,20 +747,7 @@
         <w:spacing w:before="220" w:after="100"/>
       </w:pPr>
       <w:r>
-        <w:t xml:space="preserve">7. Batches</w:t>
-      </w:r>
-    </w:p>
-    <w:p>
-      <w:pPr>
-        <w:spacing w:after="80"/>
-      </w:pPr>
-      <w:r>
-        <w:t xml:space="preserve">Purpose: create controlled print jobs for the batches assigned to your manufacturer account.</w:t>
-      </w:r>
-    </w:p>
-    <w:p>
-      <w:r>
-        <w:t xml:space="preserve"/>
+        <w:t xml:space="preserve">4. Common User Menu and Top Controls</w:t>
       </w:r>
     </w:p>
     <w:p>
@@ -1267,47 +756,15 @@
         <w:spacing w:before="180" w:after="80"/>
       </w:pPr>
       <w:r>
-        <w:t xml:space="preserve">7.1 Review assigned work</w:t>
-      </w:r>
-    </w:p>
-    <w:p>
-      <w:pPr>
-        <w:spacing w:after="60"/>
-      </w:pPr>
-      <w:r>
-        <w:t xml:space="preserve">1. Open Batches.</w:t>
-      </w:r>
-    </w:p>
-    <w:p>
-      <w:pPr>
-        <w:spacing w:after="60"/>
-      </w:pPr>
-      <w:r>
-        <w:t xml:space="preserve">2. Use search if needed.</w:t>
-      </w:r>
-    </w:p>
-    <w:p>
-      <w:pPr>
-        <w:spacing w:after="60"/>
-      </w:pPr>
-      <w:r>
-        <w:t xml:space="preserve">3. Use the printed filter to switch between All batches, Printed, and Not printed.</w:t>
-      </w:r>
-    </w:p>
-    <w:p>
-      <w:pPr>
-        <w:spacing w:after="60"/>
-      </w:pPr>
-      <w:r>
-        <w:t xml:space="preserve">4. Review the batch row for:</w:t>
-      </w:r>
-    </w:p>
-    <w:p>
-      <w:pPr>
-        <w:spacing w:after="80"/>
-      </w:pPr>
-      <w:r>
-        <w:t xml:space="preserve">batch name, code range, available inventory, printed count, redeemed count, and assigned manufacturer.</w:t>
+        <w:t xml:space="preserve">4.1 Notification bell</w:t>
+      </w:r>
+    </w:p>
+    <w:p>
+      <w:pPr>
+        <w:spacing w:after="80"/>
+      </w:pPr>
+      <w:r>
+        <w:t xml:space="preserve">Use the bell to open live notifications and jump to related records.</w:t>
       </w:r>
     </w:p>
     <w:p>
@@ -1321,136 +778,492 @@
         <w:spacing w:before="180" w:after="80"/>
       </w:pPr>
       <w:r>
-        <w:t xml:space="preserve">7.2 Create a print job and start dispatch</w:t>
-      </w:r>
-    </w:p>
-    <w:p>
-      <w:pPr>
-        <w:spacing w:after="60"/>
-      </w:pPr>
-      <w:r>
-        <w:t xml:space="preserve">1. In Batches, select Create Print Job for the batch you need.</w:t>
-      </w:r>
-    </w:p>
-    <w:p>
-      <w:pPr>
-        <w:spacing w:after="60"/>
-      </w:pPr>
-      <w:r>
-        <w:t xml:space="preserve">2. Read the printer status panel at the top of the dialog.</w:t>
-      </w:r>
-    </w:p>
-    <w:p>
-      <w:pPr>
-        <w:spacing w:after="60"/>
-      </w:pPr>
-      <w:r>
-        <w:t xml:space="preserve">3. Enter Quantity to print.</w:t>
-      </w:r>
-    </w:p>
-    <w:p>
-      <w:pPr>
-        <w:spacing w:after="60"/>
-      </w:pPr>
-      <w:r>
-        <w:t xml:space="preserve">4. In Registered printer profile, select the correct printer profile.</w:t>
-      </w:r>
-    </w:p>
-    <w:p>
-      <w:pPr>
-        <w:spacing w:after="60"/>
-      </w:pPr>
-      <w:r>
-        <w:t xml:space="preserve">5. Confirm the saved printer summary shown by MSCQR.</w:t>
-      </w:r>
-    </w:p>
-    <w:p>
-      <w:pPr>
-        <w:spacing w:after="60"/>
-      </w:pPr>
-      <w:r>
-        <w:t xml:space="preserve">6. If the profile is a workstation printer, confirm the active workstation printer is correct.</w:t>
-      </w:r>
-    </w:p>
-    <w:p>
-      <w:pPr>
-        <w:spacing w:after="60"/>
-      </w:pPr>
-      <w:r>
-        <w:t xml:space="preserve">7. If the profile is a factory label printer or office / AirPrint printer, continue only when the profile status is READY.</w:t>
-      </w:r>
-    </w:p>
-    <w:p>
-      <w:pPr>
-        <w:spacing w:after="60"/>
-      </w:pPr>
-      <w:r>
-        <w:t xml:space="preserve">8. Select Start print.</w:t>
-      </w:r>
-    </w:p>
-    <w:p>
-      <w:r>
-        <w:t xml:space="preserve"/>
-      </w:r>
-    </w:p>
-    <w:p>
-      <w:pPr>
-        <w:spacing w:after="80"/>
-      </w:pPr>
-      <w:r>
-        <w:t xml:space="preserve">Current system behavior:</w:t>
-      </w:r>
-    </w:p>
-    <w:p>
-      <w:pPr>
-        <w:pStyle w:val="ListParagraph"/>
-        <w:numPr>
-          <w:ilvl w:val="0"/>
-          <w:numId w:val="1"/>
-        </w:numPr>
-        <w:spacing w:after="60"/>
-      </w:pPr>
-      <w:r>
-        <w:t xml:space="preserve">secure direct-print is used</w:t>
-      </w:r>
-    </w:p>
-    <w:p>
-      <w:pPr>
-        <w:pStyle w:val="ListParagraph"/>
-        <w:numPr>
-          <w:ilvl w:val="0"/>
-          <w:numId w:val="1"/>
-        </w:numPr>
-        <w:spacing w:after="60"/>
-      </w:pPr>
-      <w:r>
-        <w:t xml:space="preserve">browser print fallback is disabled</w:t>
-      </w:r>
-    </w:p>
-    <w:p>
-      <w:pPr>
-        <w:pStyle w:val="ListParagraph"/>
-        <w:numPr>
-          <w:ilvl w:val="0"/>
-          <w:numId w:val="1"/>
-        </w:numPr>
-        <w:spacing w:after="60"/>
-      </w:pPr>
-      <w:r>
-        <w:t xml:space="preserve">server-approved payloads are dispatched only through the selected printer path</w:t>
-      </w:r>
-    </w:p>
-    <w:p>
-      <w:pPr>
-        <w:pStyle w:val="ListParagraph"/>
-        <w:numPr>
-          <w:ilvl w:val="0"/>
-          <w:numId w:val="1"/>
-        </w:numPr>
-        <w:spacing w:after="60"/>
-      </w:pPr>
-      <w:r>
-        <w:t xml:space="preserve">the old ZIP print-pack flow is not the current operating method</w:t>
+        <w:t xml:space="preserve">4.2 Printer button</w:t>
+      </w:r>
+    </w:p>
+    <w:p>
+      <w:pPr>
+        <w:spacing w:after="80"/>
+      </w:pPr>
+      <w:r>
+        <w:t xml:space="preserve">The Printer button shows current printer readiness. Open it before printing to confirm that the workstation printer or registered network printer is ready.</w:t>
+      </w:r>
+    </w:p>
+    <w:p>
+      <w:r>
+        <w:t xml:space="preserve"/>
+      </w:r>
+    </w:p>
+    <w:p>
+      <w:pPr>
+        <w:pStyle w:val="Heading3"/>
+        <w:spacing w:before="180" w:after="80"/>
+      </w:pPr>
+      <w:r>
+        <w:t xml:space="preserve">4.3 Support issue reporter</w:t>
+      </w:r>
+    </w:p>
+    <w:p>
+      <w:pPr>
+        <w:spacing w:after="80"/>
+      </w:pPr>
+      <w:r>
+        <w:t xml:space="preserve">Use the top-bar Support button to send a problem report to Super Admin with:</w:t>
+      </w:r>
+    </w:p>
+    <w:p>
+      <w:pPr>
+        <w:pStyle w:val="ListParagraph"/>
+        <w:numPr>
+          <w:ilvl w:val="0"/>
+          <w:numId w:val="1"/>
+        </w:numPr>
+        <w:spacing w:after="60"/>
+      </w:pPr>
+      <w:r>
+        <w:t xml:space="preserve">an auto-captured screenshot</w:t>
+      </w:r>
+    </w:p>
+    <w:p>
+      <w:pPr>
+        <w:pStyle w:val="ListParagraph"/>
+        <w:numPr>
+          <w:ilvl w:val="0"/>
+          <w:numId w:val="1"/>
+        </w:numPr>
+        <w:spacing w:after="60"/>
+      </w:pPr>
+      <w:r>
+        <w:t xml:space="preserve">network log counts</w:t>
+      </w:r>
+    </w:p>
+    <w:p>
+      <w:pPr>
+        <w:pStyle w:val="ListParagraph"/>
+        <w:numPr>
+          <w:ilvl w:val="0"/>
+          <w:numId w:val="1"/>
+        </w:numPr>
+        <w:spacing w:after="60"/>
+      </w:pPr>
+      <w:r>
+        <w:t xml:space="preserve">runtime issue counts</w:t>
+      </w:r>
+    </w:p>
+    <w:p>
+      <w:pPr>
+        <w:pStyle w:val="ListParagraph"/>
+        <w:numPr>
+          <w:ilvl w:val="0"/>
+          <w:numId w:val="1"/>
+        </w:numPr>
+        <w:spacing w:after="60"/>
+      </w:pPr>
+      <w:r>
+        <w:t xml:space="preserve">device diagnostics</w:t>
+      </w:r>
+    </w:p>
+    <w:p>
+      <w:r>
+        <w:t xml:space="preserve"/>
+      </w:r>
+    </w:p>
+    <w:p>
+      <w:pPr>
+        <w:pStyle w:val="Heading3"/>
+        <w:spacing w:before="180" w:after="80"/>
+      </w:pPr>
+      <w:r>
+        <w:t xml:space="preserve">4.4 Help</w:t>
+      </w:r>
+    </w:p>
+    <w:p>
+      <w:pPr>
+        <w:spacing w:after="80"/>
+      </w:pPr>
+      <w:r>
+        <w:t xml:space="preserve">Select Help to open the contextual help page for the screen you are on.</w:t>
+      </w:r>
+    </w:p>
+    <w:p>
+      <w:r>
+        <w:t xml:space="preserve"/>
+      </w:r>
+    </w:p>
+    <w:p>
+      <w:pPr>
+        <w:pStyle w:val="Heading3"/>
+        <w:spacing w:before="180" w:after="80"/>
+      </w:pPr>
+      <w:r>
+        <w:t xml:space="preserve">4.5 Account and log out</w:t>
+      </w:r>
+    </w:p>
+    <w:p>
+      <w:pPr>
+        <w:spacing w:after="80"/>
+      </w:pPr>
+      <w:r>
+        <w:t xml:space="preserve">Open the user menu to:</w:t>
+      </w:r>
+    </w:p>
+    <w:p>
+      <w:pPr>
+        <w:pStyle w:val="ListParagraph"/>
+        <w:numPr>
+          <w:ilvl w:val="0"/>
+          <w:numId w:val="1"/>
+        </w:numPr>
+        <w:spacing w:after="60"/>
+      </w:pPr>
+      <w:r>
+        <w:t xml:space="preserve">select Account and update your profile or password</w:t>
+      </w:r>
+    </w:p>
+    <w:p>
+      <w:pPr>
+        <w:pStyle w:val="ListParagraph"/>
+        <w:numPr>
+          <w:ilvl w:val="0"/>
+          <w:numId w:val="1"/>
+        </w:numPr>
+        <w:spacing w:after="60"/>
+      </w:pPr>
+      <w:r>
+        <w:t xml:space="preserve">select Log out and end the session</w:t>
+      </w:r>
+    </w:p>
+    <w:p>
+      <w:r>
+        <w:t xml:space="preserve"/>
+      </w:r>
+    </w:p>
+    <w:p>
+      <w:pPr>
+        <w:pStyle w:val="Heading2"/>
+        <w:spacing w:before="220" w:after="100"/>
+      </w:pPr>
+      <w:r>
+        <w:t xml:space="preserve">5. Dashboard</w:t>
+      </w:r>
+    </w:p>
+    <w:p>
+      <w:pPr>
+        <w:spacing w:after="80"/>
+      </w:pPr>
+      <w:r>
+        <w:t xml:space="preserve">Purpose: confirm your assigned manufacturing scope before printing.</w:t>
+      </w:r>
+    </w:p>
+    <w:p>
+      <w:r>
+        <w:t xml:space="preserve"/>
+      </w:r>
+    </w:p>
+    <w:p>
+      <w:pPr>
+        <w:spacing w:after="80"/>
+      </w:pPr>
+      <w:r>
+        <w:t xml:space="preserve">Use Dashboard to:</w:t>
+      </w:r>
+    </w:p>
+    <w:p>
+      <w:pPr>
+        <w:pStyle w:val="ListParagraph"/>
+        <w:numPr>
+          <w:ilvl w:val="0"/>
+          <w:numId w:val="1"/>
+        </w:numPr>
+        <w:spacing w:after="60"/>
+      </w:pPr>
+      <w:r>
+        <w:t xml:space="preserve">review your QR totals and batch totals</w:t>
+      </w:r>
+    </w:p>
+    <w:p>
+      <w:pPr>
+        <w:pStyle w:val="ListParagraph"/>
+        <w:numPr>
+          <w:ilvl w:val="0"/>
+          <w:numId w:val="1"/>
+        </w:numPr>
+        <w:spacing w:after="60"/>
+      </w:pPr>
+      <w:r>
+        <w:t xml:space="preserve">review recent activity</w:t>
+      </w:r>
+    </w:p>
+    <w:p>
+      <w:pPr>
+        <w:pStyle w:val="ListParagraph"/>
+        <w:numPr>
+          <w:ilvl w:val="0"/>
+          <w:numId w:val="1"/>
+        </w:numPr>
+        <w:spacing w:after="60"/>
+      </w:pPr>
+      <w:r>
+        <w:t xml:space="preserve">jump to Batches, QR Tracking, Verify Page, or Account</w:t>
+      </w:r>
+    </w:p>
+    <w:p>
+      <w:r>
+        <w:t xml:space="preserve"/>
+      </w:r>
+    </w:p>
+    <w:p>
+      <w:pPr>
+        <w:spacing w:after="80"/>
+      </w:pPr>
+      <w:r>
+        <w:t xml:space="preserve">Recommended order:</w:t>
+      </w:r>
+    </w:p>
+    <w:p>
+      <w:pPr>
+        <w:spacing w:after="60"/>
+      </w:pPr>
+      <w:r>
+        <w:t xml:space="preserve">1. Open Dashboard.</w:t>
+      </w:r>
+    </w:p>
+    <w:p>
+      <w:pPr>
+        <w:spacing w:after="60"/>
+      </w:pPr>
+      <w:r>
+        <w:t xml:space="preserve">2. Confirm new assigned work is visible.</w:t>
+      </w:r>
+    </w:p>
+    <w:p>
+      <w:pPr>
+        <w:spacing w:after="60"/>
+      </w:pPr>
+      <w:r>
+        <w:t xml:space="preserve">3. Open Batches when you are ready to print.</w:t>
+      </w:r>
+    </w:p>
+    <w:p>
+      <w:r>
+        <w:t xml:space="preserve"/>
+      </w:r>
+    </w:p>
+    <w:p>
+      <w:pPr>
+        <w:pStyle w:val="Heading2"/>
+        <w:spacing w:before="220" w:after="100"/>
+      </w:pPr>
+      <w:r>
+        <w:t xml:space="preserve">6. Printer Readiness and Diagnostics</w:t>
+      </w:r>
+    </w:p>
+    <w:p>
+      <w:pPr>
+        <w:spacing w:after="80"/>
+      </w:pPr>
+      <w:r>
+        <w:t xml:space="preserve">Purpose: make sure the selected printer is valid before you start a print job.</w:t>
+      </w:r>
+    </w:p>
+    <w:p>
+      <w:r>
+        <w:t xml:space="preserve"/>
+      </w:r>
+    </w:p>
+    <w:p>
+      <w:pPr>
+        <w:pStyle w:val="Heading3"/>
+        <w:spacing w:before="180" w:after="80"/>
+      </w:pPr>
+      <w:r>
+        <w:t xml:space="preserve">6.1 Open the printer panel</w:t>
+      </w:r>
+    </w:p>
+    <w:p>
+      <w:pPr>
+        <w:spacing w:after="60"/>
+      </w:pPr>
+      <w:r>
+        <w:t xml:space="preserve">1. Select the Printer button in the top bar.</w:t>
+      </w:r>
+    </w:p>
+    <w:p>
+      <w:pPr>
+        <w:spacing w:after="60"/>
+      </w:pPr>
+      <w:r>
+        <w:t xml:space="preserve">2. Review whether the current state says the printer is ready, needs attention, or is blocked.</w:t>
+      </w:r>
+    </w:p>
+    <w:p>
+      <w:pPr>
+        <w:spacing w:after="60"/>
+      </w:pPr>
+      <w:r>
+        <w:t xml:space="preserve">3. If the state is not ready, use Refresh status.</w:t>
+      </w:r>
+    </w:p>
+    <w:p>
+      <w:r>
+        <w:t xml:space="preserve"/>
+      </w:r>
+    </w:p>
+    <w:p>
+      <w:pPr>
+        <w:pStyle w:val="Heading3"/>
+        <w:spacing w:before="180" w:after="80"/>
+      </w:pPr>
+      <w:r>
+        <w:t xml:space="preserve">6.2 For workstation-managed printers</w:t>
+      </w:r>
+    </w:p>
+    <w:p>
+      <w:pPr>
+        <w:spacing w:after="80"/>
+      </w:pPr>
+      <w:r>
+        <w:t xml:space="preserve">Check these items in order:</w:t>
+      </w:r>
+    </w:p>
+    <w:p>
+      <w:pPr>
+        <w:spacing w:after="60"/>
+      </w:pPr>
+      <w:r>
+        <w:t xml:space="preserve">1. The MSCQR Connector is installed once on the workstation and auto-starting at login.</w:t>
+      </w:r>
+    </w:p>
+    <w:p>
+      <w:pPr>
+        <w:spacing w:after="60"/>
+      </w:pPr>
+      <w:r>
+        <w:t xml:space="preserve">2. The operating system already sees the printer.</w:t>
+      </w:r>
+    </w:p>
+    <w:p>
+      <w:pPr>
+        <w:spacing w:after="60"/>
+      </w:pPr>
+      <w:r>
+        <w:t xml:space="preserve">3. The panel shows at least one discovered printer.</w:t>
+      </w:r>
+    </w:p>
+    <w:p>
+      <w:pPr>
+        <w:spacing w:after="60"/>
+      </w:pPr>
+      <w:r>
+        <w:t xml:space="preserve">4. Select the active workstation printer if needed.</w:t>
+      </w:r>
+    </w:p>
+    <w:p>
+      <w:pPr>
+        <w:spacing w:after="60"/>
+      </w:pPr>
+      <w:r>
+        <w:t xml:space="preserve">5. Use Switch workstation printer when you need another device.</w:t>
+      </w:r>
+    </w:p>
+    <w:p>
+      <w:pPr>
+        <w:spacing w:after="60"/>
+      </w:pPr>
+      <w:r>
+        <w:t xml:space="preserve">6. Use Open Printer Setup if the workstation printer needs setup or alignment changes.</w:t>
+      </w:r>
+    </w:p>
+    <w:p>
+      <w:r>
+        <w:t xml:space="preserve"/>
+      </w:r>
+    </w:p>
+    <w:p>
+      <w:pPr>
+        <w:pStyle w:val="Heading3"/>
+        <w:spacing w:before="180" w:after="80"/>
+      </w:pPr>
+      <w:r>
+        <w:t xml:space="preserve">6.3 For network-direct printers</w:t>
+      </w:r>
+    </w:p>
+    <w:p>
+      <w:pPr>
+        <w:spacing w:after="60"/>
+      </w:pPr>
+      <w:r>
+        <w:t xml:space="preserve">1. Confirm the correct registered printer profile is selected.</w:t>
+      </w:r>
+    </w:p>
+    <w:p>
+      <w:pPr>
+        <w:spacing w:after="60"/>
+      </w:pPr>
+      <w:r>
+        <w:t xml:space="preserve">2. Confirm the printer was saved as a factory label printer and checked successfully.</w:t>
+      </w:r>
+    </w:p>
+    <w:p>
+      <w:pPr>
+        <w:spacing w:after="60"/>
+      </w:pPr>
+      <w:r>
+        <w:t xml:space="preserve">3. If the profile shows Needs validation, Offline, or Blocked, open Printer Setup and correct the profile before printing.</w:t>
+      </w:r>
+    </w:p>
+    <w:p>
+      <w:r>
+        <w:t xml:space="preserve"/>
+      </w:r>
+    </w:p>
+    <w:p>
+      <w:pPr>
+        <w:pStyle w:val="Heading3"/>
+        <w:spacing w:before="180" w:after="80"/>
+      </w:pPr>
+      <w:r>
+        <w:t xml:space="preserve">6.4 For network IPP printers</w:t>
+      </w:r>
+    </w:p>
+    <w:p>
+      <w:pPr>
+        <w:spacing w:after="60"/>
+      </w:pPr>
+      <w:r>
+        <w:t xml:space="preserve">1. Confirm the selected profile is an office / AirPrint printer.</w:t>
+      </w:r>
+    </w:p>
+    <w:p>
+      <w:pPr>
+        <w:spacing w:after="60"/>
+      </w:pPr>
+      <w:r>
+        <w:t xml:space="preserve">2. Confirm the profile has already been checked successfully.</w:t>
+      </w:r>
+    </w:p>
+    <w:p>
+      <w:pPr>
+        <w:spacing w:after="60"/>
+      </w:pPr>
+      <w:r>
+        <w:t xml:space="preserve">3. Use Backend direct only when the MSCQR backend can safely reach the printer.</w:t>
+      </w:r>
+    </w:p>
+    <w:p>
+      <w:pPr>
+        <w:spacing w:after="60"/>
+      </w:pPr>
+      <w:r>
+        <w:t xml:space="preserve">4. Use Site gateway when the printer remains inside a private manufacturer LAN and should not be exposed inbound.</w:t>
+      </w:r>
+    </w:p>
+    <w:p>
+      <w:pPr>
+        <w:spacing w:after="60"/>
+      </w:pPr>
+      <w:r>
+        <w:t xml:space="preserve">5. If the profile shows Offline, Blocked, or Gateway offline, open Printer Setup and re-run the check before printing.</w:t>
       </w:r>
     </w:p>
     <w:p>
@@ -1517,7 +1330,29 @@
           <w:sz w:val="20"/>
           <w:szCs w:val="20"/>
         </w:rPr>
-        <w:t xml:space="preserve">Create Print Job</w:t>
+        <w:t xml:space="preserve">Printer Setup &amp; Support</w:t>
+      </w:r>
+    </w:p>
+    <w:p>
+      <w:r>
+        <w:t xml:space="preserve"/>
+      </w:r>
+    </w:p>
+    <w:p>
+      <w:pPr>
+        <w:pStyle w:val="Heading2"/>
+        <w:spacing w:before="220" w:after="100"/>
+      </w:pPr>
+      <w:r>
+        <w:t xml:space="preserve">7. Batches</w:t>
+      </w:r>
+    </w:p>
+    <w:p>
+      <w:pPr>
+        <w:spacing w:after="80"/>
+      </w:pPr>
+      <w:r>
+        <w:t xml:space="preserve">Purpose: create controlled print jobs for the batches assigned to your manufacturer account.</w:t>
       </w:r>
     </w:p>
     <w:p>
@@ -1531,47 +1366,190 @@
         <w:spacing w:before="180" w:after="80"/>
       </w:pPr>
       <w:r>
-        <w:t xml:space="preserve">7.3 After dispatch starts</w:t>
-      </w:r>
-    </w:p>
-    <w:p>
-      <w:pPr>
-        <w:spacing w:after="60"/>
-      </w:pPr>
-      <w:r>
-        <w:t xml:space="preserve">1. Watch the print progress dialog.</w:t>
-      </w:r>
-    </w:p>
-    <w:p>
-      <w:pPr>
-        <w:spacing w:after="60"/>
-      </w:pPr>
-      <w:r>
-        <w:t xml:space="preserve">2. Wait for printed counts to increase.</w:t>
-      </w:r>
-    </w:p>
-    <w:p>
-      <w:pPr>
-        <w:spacing w:after="60"/>
-      </w:pPr>
-      <w:r>
-        <w:t xml:space="preserve">3. When the system confirms completion, the progress dialog closes automatically.</w:t>
-      </w:r>
-    </w:p>
-    <w:p>
-      <w:pPr>
-        <w:spacing w:after="60"/>
-      </w:pPr>
-      <w:r>
-        <w:t xml:space="preserve">4. If dispatch fails, read the error shown in the dialog before retrying.</w:t>
-      </w:r>
-    </w:p>
-    <w:p>
-      <w:pPr>
-        <w:spacing w:after="60"/>
-      </w:pPr>
-      <w:r>
-        <w:t xml:space="preserve">5. Return to the batch dialog or batch list and confirm the printed status changed.</w:t>
+        <w:t xml:space="preserve">7.1 Review assigned work</w:t>
+      </w:r>
+    </w:p>
+    <w:p>
+      <w:pPr>
+        <w:spacing w:after="60"/>
+      </w:pPr>
+      <w:r>
+        <w:t xml:space="preserve">1. Open Batches.</w:t>
+      </w:r>
+    </w:p>
+    <w:p>
+      <w:pPr>
+        <w:spacing w:after="60"/>
+      </w:pPr>
+      <w:r>
+        <w:t xml:space="preserve">2. Use search if needed.</w:t>
+      </w:r>
+    </w:p>
+    <w:p>
+      <w:pPr>
+        <w:spacing w:after="60"/>
+      </w:pPr>
+      <w:r>
+        <w:t xml:space="preserve">3. Use the printed filter to switch between All batches, Printed, and Not printed.</w:t>
+      </w:r>
+    </w:p>
+    <w:p>
+      <w:pPr>
+        <w:spacing w:after="60"/>
+      </w:pPr>
+      <w:r>
+        <w:t xml:space="preserve">4. Review the batch row for:</w:t>
+      </w:r>
+    </w:p>
+    <w:p>
+      <w:pPr>
+        <w:spacing w:after="80"/>
+      </w:pPr>
+      <w:r>
+        <w:t xml:space="preserve">batch name, code range, available inventory, printed count, redeemed count, and assigned manufacturer.</w:t>
+      </w:r>
+    </w:p>
+    <w:p>
+      <w:r>
+        <w:t xml:space="preserve"/>
+      </w:r>
+    </w:p>
+    <w:p>
+      <w:pPr>
+        <w:pStyle w:val="Heading3"/>
+        <w:spacing w:before="180" w:after="80"/>
+      </w:pPr>
+      <w:r>
+        <w:t xml:space="preserve">7.2 Create a print job and start dispatch</w:t>
+      </w:r>
+    </w:p>
+    <w:p>
+      <w:pPr>
+        <w:spacing w:after="60"/>
+      </w:pPr>
+      <w:r>
+        <w:t xml:space="preserve">1. In Batches, select Create Print Job for the batch you need.</w:t>
+      </w:r>
+    </w:p>
+    <w:p>
+      <w:pPr>
+        <w:spacing w:after="60"/>
+      </w:pPr>
+      <w:r>
+        <w:t xml:space="preserve">2. Read the printer status panel at the top of the dialog.</w:t>
+      </w:r>
+    </w:p>
+    <w:p>
+      <w:pPr>
+        <w:spacing w:after="60"/>
+      </w:pPr>
+      <w:r>
+        <w:t xml:space="preserve">3. Enter Quantity to print.</w:t>
+      </w:r>
+    </w:p>
+    <w:p>
+      <w:pPr>
+        <w:spacing w:after="60"/>
+      </w:pPr>
+      <w:r>
+        <w:t xml:space="preserve">4. In Registered printer profile, select the correct printer profile.</w:t>
+      </w:r>
+    </w:p>
+    <w:p>
+      <w:pPr>
+        <w:spacing w:after="60"/>
+      </w:pPr>
+      <w:r>
+        <w:t xml:space="preserve">5. Confirm the saved printer summary shown by MSCQR.</w:t>
+      </w:r>
+    </w:p>
+    <w:p>
+      <w:pPr>
+        <w:spacing w:after="60"/>
+      </w:pPr>
+      <w:r>
+        <w:t xml:space="preserve">6. If the profile is a workstation printer, confirm the active workstation printer is correct.</w:t>
+      </w:r>
+    </w:p>
+    <w:p>
+      <w:pPr>
+        <w:spacing w:after="60"/>
+      </w:pPr>
+      <w:r>
+        <w:t xml:space="preserve">7. If the profile is a factory label printer or office / AirPrint printer, continue only when the profile status is READY.</w:t>
+      </w:r>
+    </w:p>
+    <w:p>
+      <w:pPr>
+        <w:spacing w:after="60"/>
+      </w:pPr>
+      <w:r>
+        <w:t xml:space="preserve">8. Select Start print.</w:t>
+      </w:r>
+    </w:p>
+    <w:p>
+      <w:r>
+        <w:t xml:space="preserve"/>
+      </w:r>
+    </w:p>
+    <w:p>
+      <w:pPr>
+        <w:spacing w:after="80"/>
+      </w:pPr>
+      <w:r>
+        <w:t xml:space="preserve">Current system behavior:</w:t>
+      </w:r>
+    </w:p>
+    <w:p>
+      <w:pPr>
+        <w:pStyle w:val="ListParagraph"/>
+        <w:numPr>
+          <w:ilvl w:val="0"/>
+          <w:numId w:val="1"/>
+        </w:numPr>
+        <w:spacing w:after="60"/>
+      </w:pPr>
+      <w:r>
+        <w:t xml:space="preserve">secure direct-print is used</w:t>
+      </w:r>
+    </w:p>
+    <w:p>
+      <w:pPr>
+        <w:pStyle w:val="ListParagraph"/>
+        <w:numPr>
+          <w:ilvl w:val="0"/>
+          <w:numId w:val="1"/>
+        </w:numPr>
+        <w:spacing w:after="60"/>
+      </w:pPr>
+      <w:r>
+        <w:t xml:space="preserve">browser print fallback is disabled</w:t>
+      </w:r>
+    </w:p>
+    <w:p>
+      <w:pPr>
+        <w:pStyle w:val="ListParagraph"/>
+        <w:numPr>
+          <w:ilvl w:val="0"/>
+          <w:numId w:val="1"/>
+        </w:numPr>
+        <w:spacing w:after="60"/>
+      </w:pPr>
+      <w:r>
+        <w:t xml:space="preserve">server-approved payloads are dispatched only through the selected printer path</w:t>
+      </w:r>
+    </w:p>
+    <w:p>
+      <w:pPr>
+        <w:pStyle w:val="ListParagraph"/>
+        <w:numPr>
+          <w:ilvl w:val="0"/>
+          <w:numId w:val="1"/>
+        </w:numPr>
+        <w:spacing w:after="60"/>
+      </w:pPr>
+      <w:r>
+        <w:t xml:space="preserve">the old ZIP print-pack flow is not the current operating method</w:t>
       </w:r>
     </w:p>
     <w:p>
@@ -1638,7 +1616,7 @@
           <w:sz w:val="20"/>
           <w:szCs w:val="20"/>
         </w:rPr>
-        <w:t xml:space="preserve">Printed Status</w:t>
+        <w:t xml:space="preserve">Create Print Job</w:t>
       </w:r>
     </w:p>
     <w:p>
@@ -1652,6 +1630,127 @@
         <w:spacing w:before="180" w:after="80"/>
       </w:pPr>
       <w:r>
+        <w:t xml:space="preserve">7.3 After dispatch starts</w:t>
+      </w:r>
+    </w:p>
+    <w:p>
+      <w:pPr>
+        <w:spacing w:after="60"/>
+      </w:pPr>
+      <w:r>
+        <w:t xml:space="preserve">1. Watch the print progress dialog.</w:t>
+      </w:r>
+    </w:p>
+    <w:p>
+      <w:pPr>
+        <w:spacing w:after="60"/>
+      </w:pPr>
+      <w:r>
+        <w:t xml:space="preserve">2. Wait for printed counts to increase.</w:t>
+      </w:r>
+    </w:p>
+    <w:p>
+      <w:pPr>
+        <w:spacing w:after="60"/>
+      </w:pPr>
+      <w:r>
+        <w:t xml:space="preserve">3. When the system confirms completion, the progress dialog closes automatically.</w:t>
+      </w:r>
+    </w:p>
+    <w:p>
+      <w:pPr>
+        <w:spacing w:after="60"/>
+      </w:pPr>
+      <w:r>
+        <w:t xml:space="preserve">4. If dispatch fails, read the error shown in the dialog before retrying.</w:t>
+      </w:r>
+    </w:p>
+    <w:p>
+      <w:pPr>
+        <w:spacing w:after="60"/>
+      </w:pPr>
+      <w:r>
+        <w:t xml:space="preserve">5. Return to the batch dialog or batch list and confirm the printed status changed.</w:t>
+      </w:r>
+    </w:p>
+    <w:p>
+      <w:r>
+        <w:t xml:space="preserve"/>
+      </w:r>
+    </w:p>
+    <w:p>
+      <w:pPr>
+        <w:spacing w:before="120" w:after="80"/>
+        <w:jc w:val="center"/>
+      </w:pPr>
+      <w:r>
+        <w:drawing>
+          <wp:inline distT="0" distB="0" distL="0" distR="0">
+            <wp:extent cx="5905500" cy="3381375"/>
+            <wp:effectExtent t="0" r="0" b="0" l="0"/>
+            <wp:docPr id="1" name="" descr="" title=""/>
+            <wp:cNvGraphicFramePr>
+              <a:graphicFrameLocks xmlns:a="http://schemas.openxmlformats.org/drawingml/2006/main" noChangeAspect="1"/>
+            </wp:cNvGraphicFramePr>
+            <a:graphic xmlns:a="http://schemas.openxmlformats.org/drawingml/2006/main">
+              <a:graphicData uri="http://schemas.openxmlformats.org/drawingml/2006/picture">
+                <pic:pic xmlns:pic="http://schemas.openxmlformats.org/drawingml/2006/picture">
+                  <pic:nvPicPr>
+                    <pic:cNvPr id="0" name="" descr=""/>
+                    <pic:cNvPicPr>
+                      <a:picLocks noChangeAspect="1" noChangeArrowheads="1"/>
+                    </pic:cNvPicPr>
+                  </pic:nvPicPr>
+                  <pic:blipFill>
+                    <a:blip r:embed="rId11" cstate="none"/>
+                    <a:srcRect/>
+                    <a:stretch>
+                      <a:fillRect/>
+                    </a:stretch>
+                  </pic:blipFill>
+                  <pic:spPr bwMode="auto">
+                    <a:xfrm>
+                      <a:off x="0" y="0"/>
+                      <a:ext cx="5905500" cy="3381375"/>
+                    </a:xfrm>
+                    <a:prstGeom prst="rect">
+                      <a:avLst/>
+                    </a:prstGeom>
+                  </pic:spPr>
+                </pic:pic>
+              </a:graphicData>
+            </a:graphic>
+          </wp:inline>
+        </w:drawing>
+      </w:r>
+    </w:p>
+    <w:p>
+      <w:pPr>
+        <w:spacing w:after="220"/>
+        <w:jc w:val="center"/>
+      </w:pPr>
+      <w:r>
+        <w:rPr>
+          <w:i/>
+          <w:iCs/>
+          <w:color w:val="4b5563"/>
+          <w:sz w:val="20"/>
+          <w:szCs w:val="20"/>
+        </w:rPr>
+        <w:t xml:space="preserve">Printed Status</w:t>
+      </w:r>
+    </w:p>
+    <w:p>
+      <w:r>
+        <w:t xml:space="preserve"/>
+      </w:r>
+    </w:p>
+    <w:p>
+      <w:pPr>
+        <w:pStyle w:val="Heading3"/>
+        <w:spacing w:before="180" w:after="80"/>
+      </w:pPr>
+      <w:r>
         <w:t xml:space="preserve">7.4 Open printer setup from the print-job dialog</w:t>
       </w:r>
     </w:p>
@@ -2041,6 +2140,19 @@
       </w:pPr>
       <w:r>
         <w:t xml:space="preserve">If the printer panel shows no connection, open Printer Setup and verify the workstation connector or saved printer profile first.</w:t>
+      </w:r>
+    </w:p>
+    <w:p>
+      <w:pPr>
+        <w:pStyle w:val="ListParagraph"/>
+        <w:numPr>
+          <w:ilvl w:val="0"/>
+          <w:numId w:val="1"/>
+        </w:numPr>
+        <w:spacing w:after="60"/>
+      </w:pPr>
+      <w:r>
+        <w:t xml:space="preserve">If the connector is not installed yet, open Install Connector and complete the Mac or Windows setup on the printing computer first.</w:t>
       </w:r>
     </w:p>
     <w:p>
